--- a/data/revised_2026-10_full/tracked/v2/Chemistry/SS1.2_The_Atom/Chemistry_The_Atom_SummaryTable_TRACKED.docx
+++ b/data/revised_2026-10_full/tracked/v2/Chemistry/SS1.2_The_Atom/Chemistry_The_Atom_SummaryTable_TRACKED.docx
@@ -582,7 +582,7 @@
               </w:rPr>
               <w:t xml:space="preserve">Students observed that sodium chloride produces a vivid yellow-orange flame, potassium </w:t>
             </w:r>
-            <w:del w:id="9001" w:author="Claude (AI) - proposed" w:date="2026-10-15T03:00:54Z">
+            <w:del w:id="9001" w:author="Claude (AI) - proposed" w:date="2026-10-18T00:26:35Z">
               <w:r>
                 <w:rPr>
                   <w:rFonts w:ascii="Arial" w:cs="Arial" w:eastAsia="Arial" w:hAnsi="Arial"/>
@@ -597,7 +597,7 @@
                 <w:delText xml:space="preserve">permanganate produces a soft </w:delText>
               </w:r>
             </w:del>
-            <w:ins w:id="9002" w:author="Claude (AI) - proposed" w:date="2026-10-15T03:00:54Z">
+            <w:ins w:id="9002" w:author="Claude (AI) - proposed" w:date="2026-10-18T00:26:35Z">
               <w:r>
                 <w:rPr>
                   <w:rFonts w:ascii="Arial" w:cs="Arial" w:eastAsia="Arial" w:hAnsi="Arial"/>
@@ -845,7 +845,7 @@
               </w:rPr>
               <w:t xml:space="preserve">The Rutherford model explains </w:t>
             </w:r>
-            <w:del w:id="9003" w:author="Claude (AI) - proposed" w:date="2026-10-15T03:00:54Z">
+            <w:del w:id="9003" w:author="Claude (AI) - proposed" w:date="2026-10-18T00:26:35Z">
               <w:r>
                 <w:rPr>
                   <w:rFonts w:ascii="Arial" w:cs="Arial" w:eastAsia="Arial" w:hAnsi="Arial"/>
@@ -860,7 +860,7 @@
                 <w:delText xml:space="preserve">why</w:delText>
               </w:r>
             </w:del>
-            <w:ins w:id="9004" w:author="Claude (AI) - proposed" w:date="2026-10-15T03:00:54Z">
+            <w:ins w:id="9004" w:author="Claude (AI) - proposed" w:date="2026-10-18T00:26:35Z">
               <w:r>
                 <w:rPr>
                   <w:rFonts w:ascii="Arial" w:cs="Arial" w:eastAsia="Arial" w:hAnsi="Arial"/>
@@ -888,7 +888,7 @@
               </w:rPr>
               <w:t xml:space="preserve"> atoms of different elements </w:t>
             </w:r>
-            <w:del w:id="9005" w:author="Claude (AI) - proposed" w:date="2026-10-15T03:00:54Z">
+            <w:del w:id="9005" w:author="Claude (AI) - proposed" w:date="2026-10-18T00:26:35Z">
               <w:r>
                 <w:rPr>
                   <w:rFonts w:ascii="Arial" w:cs="Arial" w:eastAsia="Arial" w:hAnsi="Arial"/>
@@ -903,7 +903,7 @@
                 <w:delText xml:space="preserve">have different proton counts — a fact that is the same as having different atomic numbers —</w:delText>
               </w:r>
             </w:del>
-            <w:ins w:id="9006" w:author="Claude (AI) - proposed" w:date="2026-10-15T03:00:54Z">
+            <w:ins w:id="9006" w:author="Claude (AI) - proposed" w:date="2026-10-18T00:26:35Z">
               <w:r>
                 <w:rPr>
                   <w:rFonts w:ascii="Arial" w:cs="Arial" w:eastAsia="Arial" w:hAnsi="Arial"/>
@@ -1206,7 +1206,7 @@
               </w:rPr>
               <w:t xml:space="preserve">Isotopes are atoms of the same element that have the same atomic number (same number of protons and electrons) but different mass numbers (different numbers of neutrons). Because atomic number is unchanged, isotopes share identical electron arrangements. Since flame colour is produced by electron energy transitions — not by nuclear mass — isotopes of the same element always produce the same flame colour. Carbon-14</w:t>
             </w:r>
-            <w:del w:id="9007" w:author="Claude (AI) - proposed" w:date="2026-10-15T03:00:54Z">
+            <w:del w:id="9007" w:author="Claude (AI) - proposed" w:date="2026-10-18T00:26:35Z">
               <w:r>
                 <w:rPr>
                   <w:rFonts w:ascii="Arial" w:cs="Arial" w:eastAsia="Arial" w:hAnsi="Arial"/>
@@ -1234,7 +1234,7 @@
               </w:rPr>
               <w:t xml:space="preserve"> is an isotope of carbon-12: same 6 protons, but 2 extra neutrons</w:t>
             </w:r>
-            <w:del w:id="9008" w:author="Claude (AI) - proposed" w:date="2026-10-15T03:00:54Z">
+            <w:del w:id="9008" w:author="Claude (AI) - proposed" w:date="2026-10-18T00:26:35Z">
               <w:r>
                 <w:rPr>
                   <w:rFonts w:ascii="Arial" w:cs="Arial" w:eastAsia="Arial" w:hAnsi="Arial"/>
@@ -1249,7 +1249,7 @@
                 <w:delText xml:space="preserve">.</w:delText>
               </w:r>
             </w:del>
-            <w:ins w:id="9009" w:author="Claude (AI) - proposed" w:date="2026-10-15T03:00:54Z">
+            <w:ins w:id="9009" w:author="Claude (AI) - proposed" w:date="2026-10-18T00:26:35Z">
               <w:r>
                 <w:rPr>
                   <w:rFonts w:ascii="Arial" w:cs="Arial" w:eastAsia="Arial" w:hAnsi="Arial"/>
@@ -1572,7 +1572,7 @@
               </w:rPr>
               <w:t xml:space="preserve">Students learned that within each principal energy level (shell), electrons occupy sub-regions called orbitals; that s orbitals are spherical and hold a maximum of 2 electrons; that there are three p orbitals (px, py, pz) per principal level, each holding 2 electrons (6 electrons total in p sub-level); that orbitals fill in order 1s → 2s → 2p → 3s → 3p</w:t>
             </w:r>
-            <w:ins w:id="9010" w:author="Claude (AI) - proposed" w:date="2026-10-15T03:00:54Z">
+            <w:ins w:id="9010" w:author="Claude (AI) - proposed" w:date="2026-10-18T00:26:35Z">
               <w:r>
                 <w:rPr>
                   <w:rFonts w:ascii="Arial" w:cs="Arial" w:eastAsia="Arial" w:hAnsi="Arial"/>
@@ -1721,7 +1721,7 @@
               </w:rPr>
               <w:t xml:space="preserve">Learners observed the 'Electron Seating Chart' manipulative activity in which arrow-cards (representing electrons with defined spins) were placed into orbital boxes for elements hydrogen through neon, revealing patterns in how electrons fill orbitals. Learners also observed a PhET simulation (or teacher-projected walkthrough) showing electrons being added to an atom one at a time, </w:t>
             </w:r>
-            <w:del w:id="9011" w:author="Claude (AI) - proposed" w:date="2026-10-15T03:00:54Z">
+            <w:del w:id="9011" w:author="Claude (AI) - proposed" w:date="2026-10-18T00:26:35Z">
               <w:r>
                 <w:rPr>
                   <w:rFonts w:ascii="Arial" w:cs="Arial" w:eastAsia="Arial" w:hAnsi="Arial"/>
@@ -1736,7 +1736,7 @@
                 <w:delText xml:space="preserve">visually confirming the filling order</w:delText>
               </w:r>
             </w:del>
-            <w:ins w:id="9012" w:author="Claude (AI) - proposed" w:date="2026-10-15T03:00:54Z">
+            <w:ins w:id="9012" w:author="Claude (AI) - proposed" w:date="2026-10-18T00:26:35Z">
               <w:r>
                 <w:rPr>
                   <w:rFonts w:ascii="Arial" w:cs="Arial" w:eastAsia="Arial" w:hAnsi="Arial"/>
@@ -1918,7 +1918,7 @@
               </w:rPr>
               <w:t xml:space="preserve">Students observed the complete s and p electron configuration pattern for all 20 elements (H–Ca) on their colour-coded Configuration Table, noting that all Group 1 </w:t>
             </w:r>
-            <w:del w:id="9013" w:author="Claude (AI) - proposed" w:date="2026-10-15T03:00:54Z">
+            <w:del w:id="9013" w:author="Claude (AI) - proposed" w:date="2026-10-18T00:26:35Z">
               <w:r>
                 <w:rPr>
                   <w:rFonts w:ascii="Arial" w:cs="Arial" w:eastAsia="Arial" w:hAnsi="Arial"/>
@@ -1933,7 +1933,7 @@
                 <w:delText xml:space="preserve">elements (H, </w:delText>
               </w:r>
             </w:del>
-            <w:ins w:id="9014" w:author="Claude (AI) - proposed" w:date="2026-10-15T03:00:54Z">
+            <w:ins w:id="9014" w:author="Claude (AI) - proposed" w:date="2026-10-18T00:26:35Z">
               <w:r>
                 <w:rPr>
                   <w:rFonts w:ascii="Arial" w:cs="Arial" w:eastAsia="Arial" w:hAnsi="Arial"/>
@@ -1961,7 +1961,7 @@
               </w:rPr>
               <w:t xml:space="preserve">Li, Na, K) share a lone outermost ns¹ electron</w:t>
             </w:r>
-            <w:ins w:id="9015" w:author="Claude (AI) - proposed" w:date="2026-10-15T03:00:54Z">
+            <w:ins w:id="9015" w:author="Claude (AI) - proposed" w:date="2026-10-18T00:26:35Z">
               <w:r>
                 <w:rPr>
                   <w:rFonts w:ascii="Arial" w:cs="Arial" w:eastAsia="Arial" w:hAnsi="Arial"/>
@@ -2022,7 +2022,7 @@
               </w:rPr>
               <w:t xml:space="preserve">Students learned that the full s and p electron configuration for any element from H to Ca can be written systematically using the Aufbau order; that elements in the same group have identical outermost subshell types and electron counts; and that sodium (3s¹) and potassium (4s¹) differ only in the principal energy level of their lone outermost electron — which is why they produce </w:t>
             </w:r>
-            <w:del w:id="9016" w:author="Claude (AI) - proposed" w:date="2026-10-15T03:00:54Z">
+            <w:del w:id="9016" w:author="Claude (AI) - proposed" w:date="2026-10-18T00:26:35Z">
               <w:r>
                 <w:rPr>
                   <w:rFonts w:ascii="Arial" w:cs="Arial" w:eastAsia="Arial" w:hAnsi="Arial"/>
@@ -2037,7 +2037,7 @@
                 <w:delText xml:space="preserve">similar but distinctly coloured flames</w:delText>
               </w:r>
             </w:del>
-            <w:ins w:id="9017" w:author="Claude (AI) - proposed" w:date="2026-10-15T03:00:54Z">
+            <w:ins w:id="9017" w:author="Claude (AI) - proposed" w:date="2026-10-18T00:26:35Z">
               <w:r>
                 <w:rPr>
                   <w:rFonts w:ascii="Arial" w:cs="Arial" w:eastAsia="Arial" w:hAnsi="Arial"/>
@@ -2186,7 +2186,7 @@
               </w:rPr>
               <w:t xml:space="preserve">Students observed (via evidence station cards) flame test colour data for sodium, potassium</w:t>
             </w:r>
-            <w:del w:id="9018" w:author="Claude (AI) - proposed" w:date="2026-10-15T03:00:54Z">
+            <w:del w:id="9018" w:author="Claude (AI) - proposed" w:date="2026-10-18T00:26:35Z">
               <w:r>
                 <w:rPr>
                   <w:rFonts w:ascii="Arial" w:cs="Arial" w:eastAsia="Arial" w:hAnsi="Arial"/>
@@ -2201,7 +2201,7 @@
                 <w:delText xml:space="preserve">, copper, lithium, and calcium</w:delText>
               </w:r>
             </w:del>
-            <w:ins w:id="9019" w:author="Claude (AI) - proposed" w:date="2026-10-15T03:00:54Z">
+            <w:ins w:id="9019" w:author="Claude (AI) - proposed" w:date="2026-10-18T00:26:35Z">
               <w:r>
                 <w:rPr>
                   <w:rFonts w:ascii="Arial" w:cs="Arial" w:eastAsia="Arial" w:hAnsi="Arial"/>
@@ -2417,7 +2417,7 @@
         </w:rPr>
         <w:t xml:space="preserve">© 2026 SeaVuria and ARES. This work is licensed under a </w:t>
       </w:r>
-      <w:hyperlink w:history="1" r:id="rId6thlmzcijohpujw50b9dk">
+      <w:hyperlink w:history="1" r:id="rIdxgnwh5lntm_nhzm_abu7k">
         <w:r>
           <w:rPr>
             <w:rFonts w:ascii="Arial" w:cs="Arial" w:eastAsia="Arial" w:hAnsi="Arial"/>
@@ -2437,7 +2437,7 @@
         </w:rPr>
         <w:t xml:space="preserve"> (</w:t>
       </w:r>
-      <w:hyperlink w:history="1" r:id="rIdonjadiiayjnp0b4xznxgg">
+      <w:hyperlink w:history="1" r:id="rIdt_lsojdrodaxu2ddsj6sh">
         <w:r>
           <w:rPr>
             <w:rFonts w:ascii="Arial" w:cs="Arial" w:eastAsia="Arial" w:hAnsi="Arial"/>
@@ -2457,7 +2457,7 @@
         </w:rPr>
         <w:t xml:space="preserve">). To view a copy of this license, visit </w:t>
       </w:r>
-      <w:hyperlink w:history="1" r:id="rId1ozakz47j2pefozryc7i3">
+      <w:hyperlink w:history="1" r:id="rId4pahas0d5v6_9atz4-dqj">
         <w:r>
           <w:rPr>
             <w:rFonts w:ascii="Arial" w:cs="Arial" w:eastAsia="Arial" w:hAnsi="Arial"/>
